--- a/week4/Priyanshu_Khanal_wk4_py.docx
+++ b/week4/Priyanshu_Khanal_wk4_py.docx
@@ -199,10 +199,13 @@
     <w:sdt>
       <w:sdtPr>
         <w:rPr>
-          <w:rFonts w:ascii="Times New Roman" w:hAnsi="Times New Roman" w:cs="Times New Roman"/>
+          <w:rFonts w:ascii="Times New Roman" w:eastAsia="Times New Roman" w:hAnsi="Times New Roman" w:cs="Times New Roman"/>
+          <w:b w:val="0"/>
+          <w:bCs w:val="0"/>
           <w:color w:val="000000" w:themeColor="text1"/>
           <w:sz w:val="24"/>
           <w:szCs w:val="24"/>
+          <w:lang w:val="en-NP" w:bidi="ne-NP"/>
         </w:rPr>
         <w:id w:val="-2134245703"/>
         <w:docPartObj>
@@ -212,9 +215,7 @@
       </w:sdtPr>
       <w:sdtEndPr>
         <w:rPr>
-          <w:rFonts w:eastAsia="Times New Roman"/>
           <w:noProof/>
-          <w:lang w:val="en-NP" w:bidi="ne-NP"/>
         </w:rPr>
       </w:sdtEndPr>
       <w:sdtContent>
@@ -1323,7 +1324,7 @@
         </w:rPr>
         <w:lastRenderedPageBreak/>
         <w:drawing>
-          <wp:inline distT="0" distB="0" distL="0" distR="0" wp14:anchorId="3353CC3B" wp14:editId="408CA4FB">
+          <wp:inline distT="0" distB="0" distL="0" distR="0" wp14:anchorId="3353CC3B" wp14:editId="229554EA">
             <wp:extent cx="5943600" cy="2029460"/>
             <wp:effectExtent l="0" t="0" r="0" b="2540"/>
             <wp:docPr id="275548649" name="Picture 2"/>
